--- a/lab2.docx
+++ b/lab2.docx
@@ -609,13 +609,7 @@
         <w:t>.</w:t>
       </w:r>
     </w:p>
-    <w:p>
-      <w:pPr>
-        <w:rPr>
-          <w:lang w:val="en-US"/>
-        </w:rPr>
-      </w:pPr>
-    </w:p>
+    <w:p/>
     <w:p>
       <w:pPr>
         <w:rPr>
@@ -632,25 +626,54 @@
       </w:r>
     </w:p>
     <w:p>
-      <w:r>
-        <w:t>Настроить локальные значения git config user.name и </w:t>
-      </w:r>
-      <w:proofErr w:type="gramStart"/>
-      <w:r>
-        <w:t>user.email</w:t>
-      </w:r>
-      <w:proofErr w:type="gramEnd"/>
-      <w:r>
-        <w:t>; показать их через git config --list.</w:t>
-      </w:r>
-    </w:p>
-    <w:p>
-      <w:pPr>
-        <w:ind w:firstLine="0"/>
-        <w:rPr>
-          <w:szCs w:val="28"/>
-        </w:rPr>
-      </w:pPr>
+      <w:pPr>
+        <w:rPr>
+          <w:szCs w:val="28"/>
+        </w:rPr>
+      </w:pPr>
+      <w:r>
+        <w:t xml:space="preserve">Создать ветку </w:t>
+      </w:r>
+      <w:proofErr w:type="spellStart"/>
+      <w:r>
+        <w:t>hotfix</w:t>
+      </w:r>
+      <w:proofErr w:type="spellEnd"/>
+      <w:r>
+        <w:t xml:space="preserve"> от </w:t>
+      </w:r>
+      <w:proofErr w:type="spellStart"/>
+      <w:r>
+        <w:t>main</w:t>
+      </w:r>
+      <w:proofErr w:type="spellEnd"/>
+      <w:r>
+        <w:t xml:space="preserve">, внести срочное исправление и выполнить </w:t>
+      </w:r>
+      <w:proofErr w:type="spellStart"/>
+      <w:r>
+        <w:t>fast-forward</w:t>
+      </w:r>
+      <w:proofErr w:type="spellEnd"/>
+      <w:r>
+        <w:t xml:space="preserve"> </w:t>
+      </w:r>
+      <w:proofErr w:type="spellStart"/>
+      <w:r>
+        <w:t>merge</w:t>
+      </w:r>
+      <w:proofErr w:type="spellEnd"/>
+      <w:r>
+        <w:t xml:space="preserve"> в </w:t>
+      </w:r>
+      <w:proofErr w:type="spellStart"/>
+      <w:r>
+        <w:t>main</w:t>
+      </w:r>
+      <w:proofErr w:type="spellEnd"/>
+      <w:r>
+        <w:t xml:space="preserve">.  </w:t>
+      </w:r>
       <w:r>
         <w:rPr>
           <w:szCs w:val="28"/>
@@ -660,8 +683,15 @@
     </w:p>
     <w:p>
       <w:pPr>
+        <w:ind w:firstLine="0"/>
+        <w:rPr>
+          <w:szCs w:val="28"/>
+        </w:rPr>
+      </w:pPr>
+    </w:p>
+    <w:p>
+      <w:pPr>
         <w:pStyle w:val="af7"/>
-        <w:ind w:firstLine="0"/>
         <w:rPr>
           <w:rFonts w:ascii="Times New Roman" w:hAnsi="Times New Roman"/>
           <w:b/>
@@ -714,7 +744,47 @@
           <w:sz w:val="28"/>
           <w:szCs w:val="28"/>
         </w:rPr>
-        <w:t xml:space="preserve"> создан </w:t>
+        <w:t>а</w:t>
+      </w:r>
+      <w:r>
+        <w:rPr>
+          <w:rFonts w:ascii="Times New Roman" w:hAnsi="Times New Roman" w:cs="Times New Roman"/>
+          <w:sz w:val="28"/>
+          <w:szCs w:val="28"/>
+        </w:rPr>
+        <w:t xml:space="preserve"> создан</w:t>
+      </w:r>
+      <w:r>
+        <w:rPr>
+          <w:rFonts w:ascii="Times New Roman" w:hAnsi="Times New Roman" w:cs="Times New Roman"/>
+          <w:sz w:val="28"/>
+          <w:szCs w:val="28"/>
+        </w:rPr>
+        <w:t>а</w:t>
+      </w:r>
+      <w:r>
+        <w:rPr>
+          <w:rFonts w:ascii="Times New Roman" w:hAnsi="Times New Roman" w:cs="Times New Roman"/>
+          <w:sz w:val="28"/>
+          <w:szCs w:val="28"/>
+        </w:rPr>
+        <w:t xml:space="preserve"> новая</w:t>
+      </w:r>
+      <w:r>
+        <w:rPr>
+          <w:rFonts w:ascii="Times New Roman" w:hAnsi="Times New Roman" w:cs="Times New Roman"/>
+          <w:sz w:val="28"/>
+          <w:szCs w:val="28"/>
+        </w:rPr>
+        <w:t xml:space="preserve"> ветка в</w:t>
+      </w:r>
+      <w:r>
+        <w:rPr>
+          <w:rFonts w:ascii="Times New Roman" w:hAnsi="Times New Roman" w:cs="Times New Roman"/>
+          <w:sz w:val="28"/>
+          <w:szCs w:val="28"/>
+        </w:rPr>
+        <w:t xml:space="preserve"> </w:t>
       </w:r>
       <w:r>
         <w:rPr>
@@ -739,7 +809,7 @@
           <w:sz w:val="28"/>
           <w:szCs w:val="28"/>
         </w:rPr>
-        <w:t xml:space="preserve">репозиторий и клонирован в директорию. В директории выполнены следующие команды: </w:t>
+        <w:t xml:space="preserve">репозиторий. В директории выполнены следующие команды: </w:t>
       </w:r>
     </w:p>
     <w:p>
@@ -780,49 +850,79 @@
         </w:rPr>
         <w:tab/>
       </w:r>
-      <w:r>
-        <w:rPr>
-          <w:rFonts w:ascii="Times New Roman" w:hAnsi="Times New Roman" w:cs="Times New Roman"/>
-          <w:sz w:val="28"/>
-          <w:szCs w:val="28"/>
+      <w:proofErr w:type="spellStart"/>
+      <w:r>
+        <w:rPr>
+          <w:rFonts w:ascii="Times New Roman" w:hAnsi="Times New Roman" w:cs="Times New Roman"/>
+          <w:sz w:val="28"/>
+          <w:szCs w:val="28"/>
+        </w:rPr>
+        <w:t>git</w:t>
+      </w:r>
+      <w:proofErr w:type="spellEnd"/>
+      <w:r>
+        <w:rPr>
+          <w:rFonts w:ascii="Times New Roman" w:hAnsi="Times New Roman" w:cs="Times New Roman"/>
+          <w:sz w:val="28"/>
+          <w:szCs w:val="28"/>
+        </w:rPr>
+        <w:t xml:space="preserve"> </w:t>
+      </w:r>
+      <w:proofErr w:type="spellStart"/>
+      <w:r>
+        <w:rPr>
+          <w:rFonts w:ascii="Times New Roman" w:hAnsi="Times New Roman" w:cs="Times New Roman"/>
+          <w:sz w:val="28"/>
+          <w:szCs w:val="28"/>
+        </w:rPr>
+        <w:t>checkout</w:t>
+      </w:r>
+      <w:proofErr w:type="spellEnd"/>
+      <w:r>
+        <w:rPr>
+          <w:rFonts w:ascii="Times New Roman" w:hAnsi="Times New Roman" w:cs="Times New Roman"/>
+          <w:sz w:val="28"/>
+          <w:szCs w:val="28"/>
+        </w:rPr>
+        <w:t xml:space="preserve"> -b </w:t>
+      </w:r>
+      <w:proofErr w:type="spellStart"/>
+      <w:r>
+        <w:rPr>
+          <w:rFonts w:ascii="Times New Roman" w:hAnsi="Times New Roman" w:cs="Times New Roman"/>
+          <w:sz w:val="28"/>
+          <w:szCs w:val="28"/>
+        </w:rPr>
+        <w:t>hotfix</w:t>
+      </w:r>
+      <w:proofErr w:type="spellEnd"/>
+      <w:r>
+        <w:rPr>
+          <w:rFonts w:ascii="Times New Roman" w:hAnsi="Times New Roman" w:cs="Times New Roman"/>
+          <w:sz w:val="28"/>
+          <w:szCs w:val="28"/>
+        </w:rPr>
+        <w:t>/</w:t>
+      </w:r>
+      <w:proofErr w:type="spellStart"/>
+      <w:r>
+        <w:rPr>
+          <w:rFonts w:ascii="Times New Roman" w:hAnsi="Times New Roman" w:cs="Times New Roman"/>
+          <w:sz w:val="28"/>
+          <w:szCs w:val="28"/>
+        </w:rPr>
+        <w:t>fix</w:t>
+      </w:r>
+      <w:proofErr w:type="spellEnd"/>
+    </w:p>
+    <w:p>
+      <w:pPr>
+        <w:pStyle w:val="af7"/>
+        <w:ind w:firstLine="0"/>
+        <w:rPr>
           <w:lang w:val="en-US"/>
         </w:rPr>
-        <w:t>git config user.name "</w:t>
-      </w:r>
-      <w:r>
-        <w:rPr>
-          <w:rFonts w:ascii="Times New Roman" w:hAnsi="Times New Roman" w:cs="Times New Roman"/>
-          <w:sz w:val="28"/>
-          <w:szCs w:val="28"/>
-        </w:rPr>
-        <w:t>Глечиков</w:t>
-      </w:r>
-      <w:r>
-        <w:rPr>
-          <w:rFonts w:ascii="Times New Roman" w:hAnsi="Times New Roman" w:cs="Times New Roman"/>
-          <w:sz w:val="28"/>
-          <w:szCs w:val="28"/>
-          <w:lang w:val="en-US"/>
-        </w:rPr>
-        <w:t xml:space="preserve"> </w:t>
-      </w:r>
-      <w:r>
-        <w:rPr>
-          <w:rFonts w:ascii="Times New Roman" w:hAnsi="Times New Roman" w:cs="Times New Roman"/>
-          <w:sz w:val="28"/>
-          <w:szCs w:val="28"/>
-        </w:rPr>
-        <w:t>Иван</w:t>
-      </w:r>
-      <w:r>
-        <w:rPr>
-          <w:rFonts w:ascii="Times New Roman" w:hAnsi="Times New Roman" w:cs="Times New Roman"/>
-          <w:sz w:val="28"/>
-          <w:szCs w:val="28"/>
-          <w:lang w:val="en-US"/>
-        </w:rPr>
-        <w:t>"</w:t>
-      </w:r>
+      </w:pPr>
     </w:p>
     <w:p>
       <w:pPr>
@@ -832,79 +932,6 @@
           <w:rFonts w:ascii="Times New Roman" w:hAnsi="Times New Roman" w:cs="Times New Roman"/>
           <w:sz w:val="28"/>
           <w:szCs w:val="28"/>
-          <w:lang w:val="en-US"/>
-        </w:rPr>
-      </w:pPr>
-      <w:r>
-        <w:rPr>
-          <w:rFonts w:ascii="Times New Roman" w:hAnsi="Times New Roman" w:cs="Times New Roman"/>
-          <w:sz w:val="28"/>
-          <w:szCs w:val="28"/>
-          <w:lang w:val="en-US"/>
-        </w:rPr>
-        <w:tab/>
-      </w:r>
-      <w:r>
-        <w:rPr>
-          <w:rFonts w:ascii="Times New Roman" w:hAnsi="Times New Roman" w:cs="Times New Roman"/>
-          <w:sz w:val="28"/>
-          <w:szCs w:val="28"/>
-          <w:lang w:val="en-US"/>
-        </w:rPr>
-        <w:t xml:space="preserve">git config </w:t>
-      </w:r>
-      <w:proofErr w:type="spellStart"/>
-      <w:proofErr w:type="gramStart"/>
-      <w:r>
-        <w:rPr>
-          <w:rFonts w:ascii="Times New Roman" w:hAnsi="Times New Roman" w:cs="Times New Roman"/>
-          <w:sz w:val="28"/>
-          <w:szCs w:val="28"/>
-          <w:lang w:val="en-US"/>
-        </w:rPr>
-        <w:t>user.email</w:t>
-      </w:r>
-      <w:proofErr w:type="spellEnd"/>
-      <w:proofErr w:type="gramEnd"/>
-      <w:r>
-        <w:rPr>
-          <w:rFonts w:ascii="Times New Roman" w:hAnsi="Times New Roman" w:cs="Times New Roman"/>
-          <w:sz w:val="28"/>
-          <w:szCs w:val="28"/>
-          <w:lang w:val="en-US"/>
-        </w:rPr>
-        <w:t xml:space="preserve"> </w:t>
-      </w:r>
-      <w:hyperlink r:id="rId6" w:history="1">
-        <w:r>
-          <w:rPr>
-            <w:rStyle w:val="a3"/>
-            <w:rFonts w:ascii="Times New Roman" w:hAnsi="Times New Roman" w:cs="Times New Roman"/>
-            <w:sz w:val="28"/>
-            <w:szCs w:val="28"/>
-            <w:lang w:val="en-US"/>
-          </w:rPr>
-          <w:t>123@example.com</w:t>
-        </w:r>
-      </w:hyperlink>
-    </w:p>
-    <w:p>
-      <w:pPr>
-        <w:pStyle w:val="af7"/>
-        <w:ind w:firstLine="0"/>
-        <w:rPr>
-          <w:lang w:val="en-US"/>
-        </w:rPr>
-      </w:pPr>
-    </w:p>
-    <w:p>
-      <w:pPr>
-        <w:pStyle w:val="af7"/>
-        <w:ind w:firstLine="0"/>
-        <w:rPr>
-          <w:rFonts w:ascii="Times New Roman" w:hAnsi="Times New Roman" w:cs="Times New Roman"/>
-          <w:sz w:val="28"/>
-          <w:szCs w:val="28"/>
         </w:rPr>
       </w:pPr>
       <w:r>
@@ -912,18 +939,18 @@
           <w:noProof/>
         </w:rPr>
         <w:drawing>
-          <wp:anchor distT="0" distB="0" distL="114300" distR="114300" simplePos="0" relativeHeight="251657216" behindDoc="0" locked="0" layoutInCell="1" allowOverlap="1" wp14:anchorId="59733EB1" wp14:editId="182BD652">
+          <wp:anchor distT="0" distB="0" distL="114300" distR="114300" simplePos="0" relativeHeight="251661312" behindDoc="0" locked="0" layoutInCell="1" allowOverlap="1" wp14:anchorId="1C1C14A9" wp14:editId="76A38A20">
             <wp:simplePos x="0" y="0"/>
             <wp:positionH relativeFrom="column">
-              <wp:posOffset>-262890</wp:posOffset>
+              <wp:posOffset>-3810</wp:posOffset>
             </wp:positionH>
             <wp:positionV relativeFrom="paragraph">
-              <wp:posOffset>435582</wp:posOffset>
+              <wp:posOffset>446293</wp:posOffset>
             </wp:positionV>
-            <wp:extent cx="6534981" cy="407504"/>
+            <wp:extent cx="6120130" cy="365125"/>
             <wp:effectExtent l="0" t="0" r="0" b="0"/>
             <wp:wrapTopAndBottom/>
-            <wp:docPr id="915264495" name="Рисунок 1"/>
+            <wp:docPr id="1983171765" name="Рисунок 1"/>
             <wp:cNvGraphicFramePr>
               <a:graphicFrameLocks xmlns:a="http://schemas.openxmlformats.org/drawingml/2006/main" noChangeAspect="1"/>
             </wp:cNvGraphicFramePr>
@@ -931,11 +958,11 @@
               <a:graphicData uri="http://schemas.openxmlformats.org/drawingml/2006/picture">
                 <pic:pic xmlns:pic="http://schemas.openxmlformats.org/drawingml/2006/picture">
                   <pic:nvPicPr>
-                    <pic:cNvPr id="915264495" name=""/>
+                    <pic:cNvPr id="1983171765" name=""/>
                     <pic:cNvPicPr/>
                   </pic:nvPicPr>
                   <pic:blipFill>
-                    <a:blip r:embed="rId7">
+                    <a:blip r:embed="rId6">
                       <a:extLst>
                         <a:ext uri="{28A0092B-C50C-407E-A947-70E740481C1C}">
                           <a14:useLocalDpi xmlns:a14="http://schemas.microsoft.com/office/drawing/2010/main" val="0"/>
@@ -949,7 +976,7 @@
                   <pic:spPr>
                     <a:xfrm>
                       <a:off x="0" y="0"/>
-                      <a:ext cx="6534981" cy="407504"/>
+                      <a:ext cx="6120130" cy="365125"/>
                     </a:xfrm>
                     <a:prstGeom prst="rect">
                       <a:avLst/>
@@ -958,12 +985,6 @@
                 </pic:pic>
               </a:graphicData>
             </a:graphic>
-            <wp14:sizeRelH relativeFrom="margin">
-              <wp14:pctWidth>0</wp14:pctWidth>
-            </wp14:sizeRelH>
-            <wp14:sizeRelV relativeFrom="margin">
-              <wp14:pctHeight>0</wp14:pctHeight>
-            </wp14:sizeRelV>
           </wp:anchor>
         </w:drawing>
       </w:r>
@@ -976,7 +997,15 @@
           <w:sz w:val="28"/>
           <w:szCs w:val="28"/>
         </w:rPr>
-        <w:t xml:space="preserve">Пример ввода команд в командной строке </w:t>
+        <w:t xml:space="preserve">Вывод веток в </w:t>
+      </w:r>
+      <w:r>
+        <w:rPr>
+          <w:rFonts w:ascii="Times New Roman" w:hAnsi="Times New Roman" w:cs="Times New Roman"/>
+          <w:sz w:val="28"/>
+          <w:szCs w:val="28"/>
+        </w:rPr>
+        <w:t xml:space="preserve">командной строке </w:t>
       </w:r>
       <w:r>
         <w:rPr>
@@ -1040,20 +1069,145 @@
     <w:p>
       <w:pPr>
         <w:pStyle w:val="af7"/>
-        <w:ind w:firstLine="0"/>
-        <w:rPr>
-          <w:rFonts w:ascii="Times New Roman" w:hAnsi="Times New Roman" w:cs="Times New Roman"/>
-          <w:sz w:val="28"/>
-          <w:szCs w:val="28"/>
-        </w:rPr>
-      </w:pPr>
-      <w:r>
-        <w:rPr>
-          <w:rFonts w:ascii="Times New Roman" w:hAnsi="Times New Roman" w:cs="Times New Roman"/>
-          <w:sz w:val="28"/>
-          <w:szCs w:val="28"/>
-        </w:rPr>
-        <w:tab/>
+        <w:rPr>
+          <w:rFonts w:ascii="Times New Roman" w:hAnsi="Times New Roman" w:cs="Times New Roman"/>
+          <w:sz w:val="28"/>
+          <w:szCs w:val="28"/>
+          <w:lang w:val="en-US"/>
+        </w:rPr>
+      </w:pPr>
+      <w:r>
+        <w:rPr>
+          <w:rFonts w:ascii="Times New Roman" w:hAnsi="Times New Roman" w:cs="Times New Roman"/>
+          <w:sz w:val="28"/>
+          <w:szCs w:val="28"/>
+        </w:rPr>
+        <w:t>В</w:t>
+      </w:r>
+      <w:r>
+        <w:rPr>
+          <w:rFonts w:ascii="Times New Roman" w:hAnsi="Times New Roman" w:cs="Times New Roman"/>
+          <w:sz w:val="28"/>
+          <w:szCs w:val="28"/>
+        </w:rPr>
+        <w:t xml:space="preserve"> </w:t>
+      </w:r>
+      <w:r>
+        <w:rPr>
+          <w:rFonts w:ascii="Times New Roman" w:hAnsi="Times New Roman" w:cs="Times New Roman"/>
+          <w:sz w:val="28"/>
+          <w:szCs w:val="28"/>
+          <w:lang w:val="en-US"/>
+        </w:rPr>
+        <w:t>main</w:t>
+      </w:r>
+      <w:r>
+        <w:rPr>
+          <w:rFonts w:ascii="Times New Roman" w:hAnsi="Times New Roman" w:cs="Times New Roman"/>
+          <w:sz w:val="28"/>
+          <w:szCs w:val="28"/>
+        </w:rPr>
+        <w:t xml:space="preserve"> </w:t>
+      </w:r>
+      <w:r>
+        <w:rPr>
+          <w:rFonts w:ascii="Times New Roman" w:hAnsi="Times New Roman" w:cs="Times New Roman"/>
+          <w:sz w:val="28"/>
+          <w:szCs w:val="28"/>
+        </w:rPr>
+        <w:t>ветке</w:t>
+      </w:r>
+      <w:r>
+        <w:rPr>
+          <w:rFonts w:ascii="Times New Roman" w:hAnsi="Times New Roman" w:cs="Times New Roman"/>
+          <w:sz w:val="28"/>
+          <w:szCs w:val="28"/>
+        </w:rPr>
+        <w:t xml:space="preserve"> </w:t>
+      </w:r>
+      <w:r>
+        <w:rPr>
+          <w:rFonts w:ascii="Times New Roman" w:hAnsi="Times New Roman" w:cs="Times New Roman"/>
+          <w:sz w:val="28"/>
+          <w:szCs w:val="28"/>
+        </w:rPr>
+        <w:t>находился</w:t>
+      </w:r>
+      <w:r>
+        <w:rPr>
+          <w:rFonts w:ascii="Times New Roman" w:hAnsi="Times New Roman" w:cs="Times New Roman"/>
+          <w:sz w:val="28"/>
+          <w:szCs w:val="28"/>
+        </w:rPr>
+        <w:t xml:space="preserve"> </w:t>
+      </w:r>
+      <w:r>
+        <w:rPr>
+          <w:rFonts w:ascii="Times New Roman" w:hAnsi="Times New Roman" w:cs="Times New Roman"/>
+          <w:sz w:val="28"/>
+          <w:szCs w:val="28"/>
+        </w:rPr>
+        <w:t>файл</w:t>
+      </w:r>
+      <w:r>
+        <w:rPr>
+          <w:rFonts w:ascii="Times New Roman" w:hAnsi="Times New Roman" w:cs="Times New Roman"/>
+          <w:sz w:val="28"/>
+          <w:szCs w:val="28"/>
+        </w:rPr>
+        <w:t xml:space="preserve"> </w:t>
+      </w:r>
+      <w:r>
+        <w:rPr>
+          <w:rFonts w:ascii="Times New Roman" w:hAnsi="Times New Roman" w:cs="Times New Roman"/>
+          <w:sz w:val="28"/>
+          <w:szCs w:val="28"/>
+        </w:rPr>
+        <w:t xml:space="preserve">лабораторной, в который были </w:t>
+      </w:r>
+      <w:proofErr w:type="spellStart"/>
+      <w:r>
+        <w:rPr>
+          <w:rFonts w:ascii="Times New Roman" w:hAnsi="Times New Roman" w:cs="Times New Roman"/>
+          <w:sz w:val="28"/>
+          <w:szCs w:val="28"/>
+        </w:rPr>
+        <w:t>проведенены</w:t>
+      </w:r>
+      <w:proofErr w:type="spellEnd"/>
+      <w:r>
+        <w:rPr>
+          <w:rFonts w:ascii="Times New Roman" w:hAnsi="Times New Roman" w:cs="Times New Roman"/>
+          <w:sz w:val="28"/>
+          <w:szCs w:val="28"/>
+        </w:rPr>
+        <w:t xml:space="preserve"> изменения. Изменения были </w:t>
+      </w:r>
+      <w:proofErr w:type="spellStart"/>
+      <w:r>
+        <w:rPr>
+          <w:rFonts w:ascii="Times New Roman" w:hAnsi="Times New Roman" w:cs="Times New Roman"/>
+          <w:sz w:val="28"/>
+          <w:szCs w:val="28"/>
+        </w:rPr>
+        <w:t>закомичены</w:t>
+      </w:r>
+      <w:proofErr w:type="spellEnd"/>
+      <w:r>
+        <w:rPr>
+          <w:rFonts w:ascii="Times New Roman" w:hAnsi="Times New Roman" w:cs="Times New Roman"/>
+          <w:sz w:val="28"/>
+          <w:szCs w:val="28"/>
+        </w:rPr>
+        <w:t xml:space="preserve"> в ветке</w:t>
+      </w:r>
+      <w:r>
+        <w:rPr>
+          <w:rFonts w:ascii="Times New Roman" w:hAnsi="Times New Roman" w:cs="Times New Roman"/>
+          <w:sz w:val="28"/>
+          <w:szCs w:val="28"/>
+        </w:rPr>
+        <w:t xml:space="preserve">: </w:t>
       </w:r>
     </w:p>
     <w:p>
@@ -1065,18 +1219,349 @@
           <w:szCs w:val="28"/>
         </w:rPr>
       </w:pPr>
+      <w:proofErr w:type="spellStart"/>
+      <w:r>
+        <w:rPr>
+          <w:rFonts w:ascii="Times New Roman" w:hAnsi="Times New Roman" w:cs="Times New Roman"/>
+          <w:sz w:val="28"/>
+          <w:szCs w:val="28"/>
+        </w:rPr>
+        <w:t>git</w:t>
+      </w:r>
+      <w:proofErr w:type="spellEnd"/>
+      <w:r>
+        <w:rPr>
+          <w:rFonts w:ascii="Times New Roman" w:hAnsi="Times New Roman" w:cs="Times New Roman"/>
+          <w:sz w:val="28"/>
+          <w:szCs w:val="28"/>
+        </w:rPr>
+        <w:t xml:space="preserve"> </w:t>
+      </w:r>
+      <w:proofErr w:type="spellStart"/>
+      <w:proofErr w:type="gramStart"/>
+      <w:r>
+        <w:rPr>
+          <w:rFonts w:ascii="Times New Roman" w:hAnsi="Times New Roman" w:cs="Times New Roman"/>
+          <w:sz w:val="28"/>
+          <w:szCs w:val="28"/>
+        </w:rPr>
+        <w:t>add</w:t>
+      </w:r>
+      <w:proofErr w:type="spellEnd"/>
+      <w:r>
+        <w:rPr>
+          <w:rFonts w:ascii="Times New Roman" w:hAnsi="Times New Roman" w:cs="Times New Roman"/>
+          <w:sz w:val="28"/>
+          <w:szCs w:val="28"/>
+        </w:rPr>
+        <w:t xml:space="preserve"> .</w:t>
+      </w:r>
+      <w:proofErr w:type="gramEnd"/>
+    </w:p>
+    <w:p>
+      <w:pPr>
+        <w:pStyle w:val="af7"/>
+        <w:rPr>
+          <w:rFonts w:ascii="Times New Roman" w:hAnsi="Times New Roman" w:cs="Times New Roman"/>
+          <w:sz w:val="28"/>
+          <w:szCs w:val="28"/>
+        </w:rPr>
+      </w:pPr>
+      <w:proofErr w:type="spellStart"/>
+      <w:r>
+        <w:rPr>
+          <w:rFonts w:ascii="Times New Roman" w:hAnsi="Times New Roman" w:cs="Times New Roman"/>
+          <w:sz w:val="28"/>
+          <w:szCs w:val="28"/>
+        </w:rPr>
+        <w:t>git</w:t>
+      </w:r>
+      <w:proofErr w:type="spellEnd"/>
+      <w:r>
+        <w:rPr>
+          <w:rFonts w:ascii="Times New Roman" w:hAnsi="Times New Roman" w:cs="Times New Roman"/>
+          <w:sz w:val="28"/>
+          <w:szCs w:val="28"/>
+        </w:rPr>
+        <w:t xml:space="preserve"> </w:t>
+      </w:r>
+      <w:proofErr w:type="spellStart"/>
+      <w:r>
+        <w:rPr>
+          <w:rFonts w:ascii="Times New Roman" w:hAnsi="Times New Roman" w:cs="Times New Roman"/>
+          <w:sz w:val="28"/>
+          <w:szCs w:val="28"/>
+        </w:rPr>
+        <w:t>commit</w:t>
+      </w:r>
+      <w:proofErr w:type="spellEnd"/>
+      <w:r>
+        <w:rPr>
+          <w:rFonts w:ascii="Times New Roman" w:hAnsi="Times New Roman" w:cs="Times New Roman"/>
+          <w:sz w:val="28"/>
+          <w:szCs w:val="28"/>
+        </w:rPr>
+        <w:t xml:space="preserve"> -m " исправление ошибки"</w:t>
+      </w:r>
+    </w:p>
+    <w:p>
+      <w:pPr>
+        <w:pStyle w:val="af7"/>
+        <w:rPr>
+          <w:rFonts w:ascii="Times New Roman" w:hAnsi="Times New Roman" w:cs="Times New Roman"/>
+          <w:sz w:val="28"/>
+          <w:szCs w:val="28"/>
+          <w:lang w:val="en-US"/>
+        </w:rPr>
+      </w:pPr>
+      <w:r>
+        <w:rPr>
+          <w:rFonts w:ascii="Times New Roman" w:hAnsi="Times New Roman" w:cs="Times New Roman"/>
+          <w:sz w:val="28"/>
+          <w:szCs w:val="28"/>
+        </w:rPr>
+        <w:t xml:space="preserve">После вернулся в ветку и сделал </w:t>
+      </w:r>
+      <w:r>
+        <w:rPr>
+          <w:rFonts w:ascii="Times New Roman" w:hAnsi="Times New Roman" w:cs="Times New Roman"/>
+          <w:sz w:val="28"/>
+          <w:szCs w:val="28"/>
+          <w:lang w:val="en-US"/>
+        </w:rPr>
+        <w:t>fast</w:t>
+      </w:r>
+      <w:r>
+        <w:rPr>
+          <w:rFonts w:ascii="Times New Roman" w:hAnsi="Times New Roman" w:cs="Times New Roman"/>
+          <w:sz w:val="28"/>
+          <w:szCs w:val="28"/>
+        </w:rPr>
+        <w:t>-</w:t>
+      </w:r>
+      <w:r>
+        <w:rPr>
+          <w:rFonts w:ascii="Times New Roman" w:hAnsi="Times New Roman" w:cs="Times New Roman"/>
+          <w:sz w:val="28"/>
+          <w:szCs w:val="28"/>
+          <w:lang w:val="en-US"/>
+        </w:rPr>
+        <w:t>forward</w:t>
+      </w:r>
+      <w:r>
+        <w:rPr>
+          <w:rFonts w:ascii="Times New Roman" w:hAnsi="Times New Roman" w:cs="Times New Roman"/>
+          <w:sz w:val="28"/>
+          <w:szCs w:val="28"/>
+        </w:rPr>
+        <w:t xml:space="preserve"> </w:t>
+      </w:r>
+      <w:r>
+        <w:rPr>
+          <w:rFonts w:ascii="Times New Roman" w:hAnsi="Times New Roman" w:cs="Times New Roman"/>
+          <w:sz w:val="28"/>
+          <w:szCs w:val="28"/>
+          <w:lang w:val="en-US"/>
+        </w:rPr>
+        <w:t>merge</w:t>
+      </w:r>
+      <w:r>
+        <w:rPr>
+          <w:rFonts w:ascii="Times New Roman" w:hAnsi="Times New Roman" w:cs="Times New Roman"/>
+          <w:sz w:val="28"/>
+          <w:szCs w:val="28"/>
+        </w:rPr>
+        <w:t>:</w:t>
+      </w:r>
+    </w:p>
+    <w:p>
+      <w:pPr>
+        <w:pStyle w:val="af7"/>
+        <w:rPr>
+          <w:rFonts w:ascii="Times New Roman" w:hAnsi="Times New Roman" w:cs="Times New Roman"/>
+          <w:sz w:val="28"/>
+          <w:szCs w:val="28"/>
+          <w:lang w:val="en-US"/>
+        </w:rPr>
+      </w:pPr>
+      <w:r>
+        <w:rPr>
+          <w:rFonts w:ascii="Times New Roman" w:hAnsi="Times New Roman" w:cs="Times New Roman"/>
+          <w:sz w:val="28"/>
+          <w:szCs w:val="28"/>
+          <w:lang w:val="en-US"/>
+        </w:rPr>
+        <w:t>git checkout main</w:t>
+      </w:r>
+    </w:p>
+    <w:p>
+      <w:pPr>
+        <w:pStyle w:val="af7"/>
+        <w:rPr>
+          <w:rFonts w:ascii="Times New Roman" w:hAnsi="Times New Roman" w:cs="Times New Roman"/>
+          <w:sz w:val="28"/>
+          <w:szCs w:val="28"/>
+          <w:lang w:val="en-US"/>
+        </w:rPr>
+      </w:pPr>
+      <w:r>
+        <w:rPr>
+          <w:rFonts w:ascii="Times New Roman" w:hAnsi="Times New Roman" w:cs="Times New Roman"/>
+          <w:sz w:val="28"/>
+          <w:szCs w:val="28"/>
+          <w:lang w:val="en-US"/>
+        </w:rPr>
+        <w:t>git merge --ff-only hotfix/critical-fix</w:t>
+      </w:r>
+    </w:p>
+    <w:p>
+      <w:pPr>
+        <w:pStyle w:val="af7"/>
+        <w:rPr>
+          <w:rFonts w:ascii="Times New Roman" w:hAnsi="Times New Roman" w:cs="Times New Roman"/>
+          <w:sz w:val="28"/>
+          <w:szCs w:val="28"/>
+          <w:lang w:val="en-US"/>
+        </w:rPr>
+      </w:pPr>
+    </w:p>
+    <w:p>
+      <w:pPr>
+        <w:pStyle w:val="af7"/>
+        <w:rPr>
+          <w:rFonts w:ascii="Times New Roman" w:hAnsi="Times New Roman" w:cs="Times New Roman"/>
+          <w:sz w:val="28"/>
+          <w:szCs w:val="28"/>
+        </w:rPr>
+      </w:pPr>
+      <w:r>
+        <w:rPr>
+          <w:rFonts w:ascii="Times New Roman" w:hAnsi="Times New Roman" w:cs="Times New Roman"/>
+          <w:sz w:val="28"/>
+          <w:szCs w:val="28"/>
+          <w:lang w:val="en-US"/>
+        </w:rPr>
+        <w:t xml:space="preserve"> git config --list --show-origin. </w:t>
+      </w:r>
+      <w:r>
+        <w:rPr>
+          <w:rFonts w:ascii="Times New Roman" w:hAnsi="Times New Roman" w:cs="Times New Roman"/>
+          <w:sz w:val="28"/>
+          <w:szCs w:val="28"/>
+        </w:rPr>
+        <w:t xml:space="preserve">Вывод в </w:t>
+      </w:r>
+      <w:proofErr w:type="gramStart"/>
+      <w:r>
+        <w:rPr>
+          <w:rFonts w:ascii="Times New Roman" w:hAnsi="Times New Roman" w:cs="Times New Roman"/>
+          <w:sz w:val="28"/>
+          <w:szCs w:val="28"/>
+        </w:rPr>
+        <w:t xml:space="preserve">консоли  </w:t>
+      </w:r>
+      <w:r>
+        <w:rPr>
+          <w:rFonts w:ascii="Times New Roman" w:hAnsi="Times New Roman" w:cs="Times New Roman"/>
+          <w:sz w:val="28"/>
+          <w:szCs w:val="28"/>
+        </w:rPr>
+        <w:t>на</w:t>
+      </w:r>
+      <w:proofErr w:type="gramEnd"/>
+      <w:r>
+        <w:rPr>
+          <w:rFonts w:ascii="Times New Roman" w:hAnsi="Times New Roman" w:cs="Times New Roman"/>
+          <w:sz w:val="28"/>
+          <w:szCs w:val="28"/>
+        </w:rPr>
+        <w:t xml:space="preserve"> рисунке 2:</w:t>
+      </w:r>
+    </w:p>
+    <w:p>
+      <w:pPr>
+        <w:pStyle w:val="af7"/>
+        <w:ind w:firstLine="0"/>
+        <w:jc w:val="center"/>
+        <w:rPr>
+          <w:rFonts w:ascii="Times New Roman" w:hAnsi="Times New Roman"/>
+          <w:sz w:val="28"/>
+          <w:szCs w:val="28"/>
+        </w:rPr>
+      </w:pPr>
+    </w:p>
+    <w:p>
+      <w:pPr>
+        <w:pStyle w:val="af7"/>
+        <w:ind w:firstLine="0"/>
+        <w:jc w:val="center"/>
+        <w:rPr>
+          <w:rFonts w:ascii="Times New Roman" w:hAnsi="Times New Roman" w:cs="Times New Roman"/>
+          <w:sz w:val="28"/>
+          <w:szCs w:val="28"/>
+        </w:rPr>
+      </w:pPr>
+      <w:r>
+        <w:rPr>
+          <w:rFonts w:ascii="Times New Roman" w:hAnsi="Times New Roman"/>
+          <w:sz w:val="28"/>
+          <w:szCs w:val="28"/>
+        </w:rPr>
+        <w:t>Рисунок 2 –</w:t>
+      </w:r>
+      <w:r>
+        <w:t xml:space="preserve"> </w:t>
+      </w:r>
+      <w:r>
+        <w:rPr>
+          <w:rFonts w:ascii="Times New Roman" w:hAnsi="Times New Roman" w:cs="Times New Roman"/>
+          <w:sz w:val="28"/>
+          <w:szCs w:val="28"/>
+          <w:lang w:val="en-US"/>
+        </w:rPr>
+        <w:t>git</w:t>
+      </w:r>
+      <w:r>
+        <w:rPr>
+          <w:rFonts w:ascii="Times New Roman" w:hAnsi="Times New Roman" w:cs="Times New Roman"/>
+          <w:sz w:val="28"/>
+          <w:szCs w:val="28"/>
+        </w:rPr>
+        <w:t xml:space="preserve"> </w:t>
+      </w:r>
+      <w:r>
+        <w:rPr>
+          <w:rFonts w:ascii="Times New Roman" w:hAnsi="Times New Roman" w:cs="Times New Roman"/>
+          <w:sz w:val="28"/>
+          <w:szCs w:val="28"/>
+          <w:lang w:val="en-US"/>
+        </w:rPr>
+        <w:t>config</w:t>
+      </w:r>
+    </w:p>
+    <w:p>
+      <w:pPr>
+        <w:pStyle w:val="af7"/>
+        <w:ind w:firstLine="0"/>
+        <w:rPr>
+          <w:rFonts w:ascii="Times New Roman" w:hAnsi="Times New Roman"/>
+          <w:sz w:val="28"/>
+          <w:szCs w:val="28"/>
+        </w:rPr>
+      </w:pPr>
       <w:r>
         <w:rPr>
           <w:noProof/>
         </w:rPr>
+        <w:lastRenderedPageBreak/>
         <w:drawing>
-          <wp:anchor distT="0" distB="0" distL="114300" distR="114300" simplePos="0" relativeHeight="251660288" behindDoc="0" locked="0" layoutInCell="1" allowOverlap="1" wp14:anchorId="6A9F809B" wp14:editId="09CDC62B">
+          <wp:anchor distT="0" distB="0" distL="114300" distR="114300" simplePos="0" relativeHeight="251660288" behindDoc="0" locked="0" layoutInCell="1" allowOverlap="1" wp14:anchorId="6A9F809B" wp14:editId="09012199">
             <wp:simplePos x="0" y="0"/>
             <wp:positionH relativeFrom="column">
               <wp:posOffset>-554355</wp:posOffset>
             </wp:positionH>
             <wp:positionV relativeFrom="paragraph">
-              <wp:posOffset>558330</wp:posOffset>
+              <wp:posOffset>-584798</wp:posOffset>
             </wp:positionV>
             <wp:extent cx="6727190" cy="3081020"/>
             <wp:effectExtent l="0" t="0" r="0" b="0"/>
@@ -1093,7 +1578,7 @@
                     <pic:cNvPicPr/>
                   </pic:nvPicPr>
                   <pic:blipFill>
-                    <a:blip r:embed="rId8">
+                    <a:blip r:embed="rId7">
                       <a:extLst>
                         <a:ext uri="{28A0092B-C50C-407E-A947-70E740481C1C}">
                           <a14:useLocalDpi xmlns:a14="http://schemas.microsoft.com/office/drawing/2010/main" val="0"/>
@@ -1127,199 +1612,12 @@
       </w:r>
       <w:r>
         <w:rPr>
-          <w:rFonts w:ascii="Times New Roman" w:hAnsi="Times New Roman" w:cs="Times New Roman"/>
-          <w:sz w:val="28"/>
-          <w:szCs w:val="28"/>
-        </w:rPr>
-        <w:t xml:space="preserve">Проверка с помощью команды: </w:t>
-      </w:r>
-      <w:proofErr w:type="spellStart"/>
-      <w:r>
-        <w:rPr>
-          <w:rFonts w:ascii="Times New Roman" w:hAnsi="Times New Roman" w:cs="Times New Roman"/>
-          <w:sz w:val="28"/>
-          <w:szCs w:val="28"/>
-        </w:rPr>
-        <w:t>git</w:t>
-      </w:r>
-      <w:proofErr w:type="spellEnd"/>
-      <w:r>
-        <w:rPr>
-          <w:rFonts w:ascii="Times New Roman" w:hAnsi="Times New Roman" w:cs="Times New Roman"/>
-          <w:sz w:val="28"/>
-          <w:szCs w:val="28"/>
-        </w:rPr>
-        <w:t xml:space="preserve"> </w:t>
-      </w:r>
-      <w:proofErr w:type="spellStart"/>
-      <w:r>
-        <w:rPr>
-          <w:rFonts w:ascii="Times New Roman" w:hAnsi="Times New Roman" w:cs="Times New Roman"/>
-          <w:sz w:val="28"/>
-          <w:szCs w:val="28"/>
-        </w:rPr>
-        <w:t>config</w:t>
-      </w:r>
-      <w:proofErr w:type="spellEnd"/>
-      <w:r>
-        <w:rPr>
-          <w:rFonts w:ascii="Times New Roman" w:hAnsi="Times New Roman" w:cs="Times New Roman"/>
-          <w:sz w:val="28"/>
-          <w:szCs w:val="28"/>
-        </w:rPr>
-        <w:t xml:space="preserve"> --</w:t>
-      </w:r>
-      <w:proofErr w:type="spellStart"/>
-      <w:r>
-        <w:rPr>
-          <w:rFonts w:ascii="Times New Roman" w:hAnsi="Times New Roman" w:cs="Times New Roman"/>
-          <w:sz w:val="28"/>
-          <w:szCs w:val="28"/>
-        </w:rPr>
-        <w:t>list</w:t>
-      </w:r>
-      <w:proofErr w:type="spellEnd"/>
-      <w:r>
-        <w:rPr>
-          <w:rFonts w:ascii="Times New Roman" w:hAnsi="Times New Roman" w:cs="Times New Roman"/>
-          <w:sz w:val="28"/>
-          <w:szCs w:val="28"/>
-        </w:rPr>
-        <w:t xml:space="preserve"> --</w:t>
-      </w:r>
-      <w:proofErr w:type="spellStart"/>
-      <w:r>
-        <w:rPr>
-          <w:rFonts w:ascii="Times New Roman" w:hAnsi="Times New Roman" w:cs="Times New Roman"/>
-          <w:sz w:val="28"/>
-          <w:szCs w:val="28"/>
-        </w:rPr>
-        <w:t>show-origin</w:t>
-      </w:r>
-      <w:proofErr w:type="spellEnd"/>
-      <w:r>
-        <w:rPr>
-          <w:rFonts w:ascii="Times New Roman" w:hAnsi="Times New Roman" w:cs="Times New Roman"/>
-          <w:sz w:val="28"/>
-          <w:szCs w:val="28"/>
-        </w:rPr>
-        <w:t xml:space="preserve">. </w:t>
-      </w:r>
-      <w:r>
-        <w:rPr>
-          <w:rFonts w:ascii="Times New Roman" w:hAnsi="Times New Roman" w:cs="Times New Roman"/>
-          <w:sz w:val="28"/>
-          <w:szCs w:val="28"/>
-        </w:rPr>
-        <w:t xml:space="preserve">Вывод в </w:t>
-      </w:r>
-      <w:proofErr w:type="gramStart"/>
-      <w:r>
-        <w:rPr>
-          <w:rFonts w:ascii="Times New Roman" w:hAnsi="Times New Roman" w:cs="Times New Roman"/>
-          <w:sz w:val="28"/>
-          <w:szCs w:val="28"/>
-        </w:rPr>
-        <w:t xml:space="preserve">консоли  </w:t>
-      </w:r>
-      <w:r>
-        <w:rPr>
-          <w:rFonts w:ascii="Times New Roman" w:hAnsi="Times New Roman" w:cs="Times New Roman"/>
-          <w:sz w:val="28"/>
-          <w:szCs w:val="28"/>
-        </w:rPr>
-        <w:t>на</w:t>
-      </w:r>
-      <w:proofErr w:type="gramEnd"/>
-      <w:r>
-        <w:rPr>
-          <w:rFonts w:ascii="Times New Roman" w:hAnsi="Times New Roman" w:cs="Times New Roman"/>
-          <w:sz w:val="28"/>
-          <w:szCs w:val="28"/>
-        </w:rPr>
-        <w:t xml:space="preserve"> рисунке 2:</w:t>
-      </w:r>
-    </w:p>
-    <w:p>
-      <w:pPr>
-        <w:pStyle w:val="af7"/>
-        <w:ind w:firstLine="0"/>
-        <w:jc w:val="center"/>
-        <w:rPr>
-          <w:rFonts w:ascii="Times New Roman" w:hAnsi="Times New Roman"/>
-          <w:sz w:val="28"/>
-          <w:szCs w:val="28"/>
-        </w:rPr>
-      </w:pPr>
-    </w:p>
-    <w:p>
-      <w:pPr>
-        <w:pStyle w:val="af7"/>
-        <w:ind w:firstLine="0"/>
-        <w:jc w:val="center"/>
-        <w:rPr>
-          <w:rFonts w:ascii="Times New Roman" w:hAnsi="Times New Roman" w:cs="Times New Roman"/>
-          <w:sz w:val="28"/>
-          <w:szCs w:val="28"/>
-        </w:rPr>
-      </w:pPr>
-      <w:r>
-        <w:rPr>
-          <w:rFonts w:ascii="Times New Roman" w:hAnsi="Times New Roman"/>
-          <w:sz w:val="28"/>
-          <w:szCs w:val="28"/>
-        </w:rPr>
-        <w:t>Рисунок 2 –</w:t>
-      </w:r>
-      <w:r>
-        <w:t xml:space="preserve"> </w:t>
-      </w:r>
-      <w:r>
-        <w:rPr>
-          <w:rFonts w:ascii="Times New Roman" w:hAnsi="Times New Roman" w:cs="Times New Roman"/>
-          <w:sz w:val="28"/>
-          <w:szCs w:val="28"/>
-          <w:lang w:val="en-US"/>
-        </w:rPr>
-        <w:t>git</w:t>
-      </w:r>
-      <w:r>
-        <w:rPr>
-          <w:rFonts w:ascii="Times New Roman" w:hAnsi="Times New Roman" w:cs="Times New Roman"/>
-          <w:sz w:val="28"/>
-          <w:szCs w:val="28"/>
-        </w:rPr>
-        <w:t xml:space="preserve"> </w:t>
-      </w:r>
-      <w:r>
-        <w:rPr>
-          <w:rFonts w:ascii="Times New Roman" w:hAnsi="Times New Roman" w:cs="Times New Roman"/>
-          <w:sz w:val="28"/>
-          <w:szCs w:val="28"/>
-          <w:lang w:val="en-US"/>
-        </w:rPr>
-        <w:t>config</w:t>
-      </w:r>
-    </w:p>
-    <w:p>
-      <w:pPr>
-        <w:pStyle w:val="af7"/>
-        <w:ind w:firstLine="0"/>
-        <w:rPr>
-          <w:rFonts w:ascii="Times New Roman" w:hAnsi="Times New Roman"/>
-          <w:sz w:val="28"/>
-          <w:szCs w:val="28"/>
-        </w:rPr>
-      </w:pPr>
-      <w:r>
-        <w:rPr>
           <w:rFonts w:ascii="Times New Roman" w:hAnsi="Times New Roman"/>
           <w:b/>
           <w:bCs/>
           <w:sz w:val="28"/>
           <w:szCs w:val="28"/>
         </w:rPr>
-        <w:lastRenderedPageBreak/>
         <w:tab/>
         <w:t xml:space="preserve">Вывод: </w:t>
       </w:r>

--- a/lab2.docx
+++ b/lab2.docx
@@ -839,7 +839,6 @@
           <w:rFonts w:ascii="Times New Roman" w:hAnsi="Times New Roman" w:cs="Times New Roman"/>
           <w:sz w:val="28"/>
           <w:szCs w:val="28"/>
-          <w:lang w:val="en-US"/>
         </w:rPr>
       </w:pPr>
       <w:r>
@@ -919,9 +918,6 @@
       <w:pPr>
         <w:pStyle w:val="af7"/>
         <w:ind w:firstLine="0"/>
-        <w:rPr>
-          <w:lang w:val="en-US"/>
-        </w:rPr>
       </w:pPr>
     </w:p>
     <w:p>
@@ -1073,16 +1069,32 @@
           <w:rFonts w:ascii="Times New Roman" w:hAnsi="Times New Roman" w:cs="Times New Roman"/>
           <w:sz w:val="28"/>
           <w:szCs w:val="28"/>
+        </w:rPr>
+      </w:pPr>
+      <w:r>
+        <w:rPr>
+          <w:rFonts w:ascii="Times New Roman" w:hAnsi="Times New Roman" w:cs="Times New Roman"/>
+          <w:sz w:val="28"/>
+          <w:szCs w:val="28"/>
+        </w:rPr>
+        <w:t>В</w:t>
+      </w:r>
+      <w:r>
+        <w:rPr>
+          <w:rFonts w:ascii="Times New Roman" w:hAnsi="Times New Roman" w:cs="Times New Roman"/>
+          <w:sz w:val="28"/>
+          <w:szCs w:val="28"/>
+        </w:rPr>
+        <w:t xml:space="preserve"> </w:t>
+      </w:r>
+      <w:r>
+        <w:rPr>
+          <w:rFonts w:ascii="Times New Roman" w:hAnsi="Times New Roman" w:cs="Times New Roman"/>
+          <w:sz w:val="28"/>
+          <w:szCs w:val="28"/>
           <w:lang w:val="en-US"/>
         </w:rPr>
-      </w:pPr>
-      <w:r>
-        <w:rPr>
-          <w:rFonts w:ascii="Times New Roman" w:hAnsi="Times New Roman" w:cs="Times New Roman"/>
-          <w:sz w:val="28"/>
-          <w:szCs w:val="28"/>
-        </w:rPr>
-        <w:t>В</w:t>
+        <w:t>main</w:t>
       </w:r>
       <w:r>
         <w:rPr>
@@ -1097,9 +1109,236 @@
           <w:rFonts w:ascii="Times New Roman" w:hAnsi="Times New Roman" w:cs="Times New Roman"/>
           <w:sz w:val="28"/>
           <w:szCs w:val="28"/>
+        </w:rPr>
+        <w:t>ветке</w:t>
+      </w:r>
+      <w:r>
+        <w:rPr>
+          <w:rFonts w:ascii="Times New Roman" w:hAnsi="Times New Roman" w:cs="Times New Roman"/>
+          <w:sz w:val="28"/>
+          <w:szCs w:val="28"/>
+        </w:rPr>
+        <w:t xml:space="preserve"> </w:t>
+      </w:r>
+      <w:r>
+        <w:rPr>
+          <w:rFonts w:ascii="Times New Roman" w:hAnsi="Times New Roman" w:cs="Times New Roman"/>
+          <w:sz w:val="28"/>
+          <w:szCs w:val="28"/>
+        </w:rPr>
+        <w:t>находился</w:t>
+      </w:r>
+      <w:r>
+        <w:rPr>
+          <w:rFonts w:ascii="Times New Roman" w:hAnsi="Times New Roman" w:cs="Times New Roman"/>
+          <w:sz w:val="28"/>
+          <w:szCs w:val="28"/>
+        </w:rPr>
+        <w:t xml:space="preserve"> </w:t>
+      </w:r>
+      <w:r>
+        <w:rPr>
+          <w:rFonts w:ascii="Times New Roman" w:hAnsi="Times New Roman" w:cs="Times New Roman"/>
+          <w:sz w:val="28"/>
+          <w:szCs w:val="28"/>
+        </w:rPr>
+        <w:t>файл</w:t>
+      </w:r>
+      <w:r>
+        <w:rPr>
+          <w:rFonts w:ascii="Times New Roman" w:hAnsi="Times New Roman" w:cs="Times New Roman"/>
+          <w:sz w:val="28"/>
+          <w:szCs w:val="28"/>
+        </w:rPr>
+        <w:t xml:space="preserve"> </w:t>
+      </w:r>
+      <w:r>
+        <w:rPr>
+          <w:rFonts w:ascii="Times New Roman" w:hAnsi="Times New Roman" w:cs="Times New Roman"/>
+          <w:sz w:val="28"/>
+          <w:szCs w:val="28"/>
+        </w:rPr>
+        <w:t xml:space="preserve">лабораторной, в который были </w:t>
+      </w:r>
+      <w:proofErr w:type="spellStart"/>
+      <w:r>
+        <w:rPr>
+          <w:rFonts w:ascii="Times New Roman" w:hAnsi="Times New Roman" w:cs="Times New Roman"/>
+          <w:sz w:val="28"/>
+          <w:szCs w:val="28"/>
+        </w:rPr>
+        <w:t>проведенены</w:t>
+      </w:r>
+      <w:proofErr w:type="spellEnd"/>
+      <w:r>
+        <w:rPr>
+          <w:rFonts w:ascii="Times New Roman" w:hAnsi="Times New Roman" w:cs="Times New Roman"/>
+          <w:sz w:val="28"/>
+          <w:szCs w:val="28"/>
+        </w:rPr>
+        <w:t xml:space="preserve"> изменения. Изменения были </w:t>
+      </w:r>
+      <w:proofErr w:type="spellStart"/>
+      <w:r>
+        <w:rPr>
+          <w:rFonts w:ascii="Times New Roman" w:hAnsi="Times New Roman" w:cs="Times New Roman"/>
+          <w:sz w:val="28"/>
+          <w:szCs w:val="28"/>
+        </w:rPr>
+        <w:t>закомичены</w:t>
+      </w:r>
+      <w:proofErr w:type="spellEnd"/>
+      <w:r>
+        <w:rPr>
+          <w:rFonts w:ascii="Times New Roman" w:hAnsi="Times New Roman" w:cs="Times New Roman"/>
+          <w:sz w:val="28"/>
+          <w:szCs w:val="28"/>
+        </w:rPr>
+        <w:t xml:space="preserve"> в ветке</w:t>
+      </w:r>
+      <w:r>
+        <w:rPr>
+          <w:rFonts w:ascii="Times New Roman" w:hAnsi="Times New Roman" w:cs="Times New Roman"/>
+          <w:sz w:val="28"/>
+          <w:szCs w:val="28"/>
+        </w:rPr>
+        <w:t xml:space="preserve">: </w:t>
+      </w:r>
+    </w:p>
+    <w:p>
+      <w:pPr>
+        <w:pStyle w:val="af7"/>
+        <w:rPr>
+          <w:rFonts w:ascii="Times New Roman" w:hAnsi="Times New Roman" w:cs="Times New Roman"/>
+          <w:sz w:val="28"/>
+          <w:szCs w:val="28"/>
+        </w:rPr>
+      </w:pPr>
+      <w:proofErr w:type="spellStart"/>
+      <w:r>
+        <w:rPr>
+          <w:rFonts w:ascii="Times New Roman" w:hAnsi="Times New Roman" w:cs="Times New Roman"/>
+          <w:sz w:val="28"/>
+          <w:szCs w:val="28"/>
+        </w:rPr>
+        <w:t>git</w:t>
+      </w:r>
+      <w:proofErr w:type="spellEnd"/>
+      <w:r>
+        <w:rPr>
+          <w:rFonts w:ascii="Times New Roman" w:hAnsi="Times New Roman" w:cs="Times New Roman"/>
+          <w:sz w:val="28"/>
+          <w:szCs w:val="28"/>
+        </w:rPr>
+        <w:t xml:space="preserve"> </w:t>
+      </w:r>
+      <w:proofErr w:type="spellStart"/>
+      <w:r>
+        <w:rPr>
+          <w:rFonts w:ascii="Times New Roman" w:hAnsi="Times New Roman" w:cs="Times New Roman"/>
+          <w:sz w:val="28"/>
+          <w:szCs w:val="28"/>
+        </w:rPr>
+        <w:t>add</w:t>
+      </w:r>
+      <w:proofErr w:type="spellEnd"/>
+      <w:r>
+        <w:rPr>
+          <w:rFonts w:ascii="Times New Roman" w:hAnsi="Times New Roman" w:cs="Times New Roman"/>
+          <w:sz w:val="28"/>
+          <w:szCs w:val="28"/>
+        </w:rPr>
+        <w:t xml:space="preserve"> .</w:t>
+      </w:r>
+    </w:p>
+    <w:p>
+      <w:pPr>
+        <w:pStyle w:val="af7"/>
+        <w:rPr>
+          <w:rFonts w:ascii="Times New Roman" w:hAnsi="Times New Roman" w:cs="Times New Roman"/>
+          <w:sz w:val="28"/>
+          <w:szCs w:val="28"/>
+        </w:rPr>
+      </w:pPr>
+      <w:proofErr w:type="spellStart"/>
+      <w:r>
+        <w:rPr>
+          <w:rFonts w:ascii="Times New Roman" w:hAnsi="Times New Roman" w:cs="Times New Roman"/>
+          <w:sz w:val="28"/>
+          <w:szCs w:val="28"/>
+        </w:rPr>
+        <w:t>git</w:t>
+      </w:r>
+      <w:proofErr w:type="spellEnd"/>
+      <w:r>
+        <w:rPr>
+          <w:rFonts w:ascii="Times New Roman" w:hAnsi="Times New Roman" w:cs="Times New Roman"/>
+          <w:sz w:val="28"/>
+          <w:szCs w:val="28"/>
+        </w:rPr>
+        <w:t xml:space="preserve"> </w:t>
+      </w:r>
+      <w:proofErr w:type="spellStart"/>
+      <w:r>
+        <w:rPr>
+          <w:rFonts w:ascii="Times New Roman" w:hAnsi="Times New Roman" w:cs="Times New Roman"/>
+          <w:sz w:val="28"/>
+          <w:szCs w:val="28"/>
+        </w:rPr>
+        <w:t>commit</w:t>
+      </w:r>
+      <w:proofErr w:type="spellEnd"/>
+      <w:r>
+        <w:rPr>
+          <w:rFonts w:ascii="Times New Roman" w:hAnsi="Times New Roman" w:cs="Times New Roman"/>
+          <w:sz w:val="28"/>
+          <w:szCs w:val="28"/>
+        </w:rPr>
+        <w:t xml:space="preserve"> -m " исправление ошибки"</w:t>
+      </w:r>
+    </w:p>
+    <w:p>
+      <w:pPr>
+        <w:pStyle w:val="af7"/>
+        <w:rPr>
+          <w:rFonts w:ascii="Times New Roman" w:hAnsi="Times New Roman" w:cs="Times New Roman"/>
+          <w:sz w:val="28"/>
+          <w:szCs w:val="28"/>
+        </w:rPr>
+      </w:pPr>
+      <w:r>
+        <w:rPr>
+          <w:rFonts w:ascii="Times New Roman" w:hAnsi="Times New Roman" w:cs="Times New Roman"/>
+          <w:sz w:val="28"/>
+          <w:szCs w:val="28"/>
+        </w:rPr>
+        <w:t xml:space="preserve">После вернулся в ветку и сделал </w:t>
+      </w:r>
+      <w:r>
+        <w:rPr>
+          <w:rFonts w:ascii="Times New Roman" w:hAnsi="Times New Roman" w:cs="Times New Roman"/>
+          <w:sz w:val="28"/>
+          <w:szCs w:val="28"/>
           <w:lang w:val="en-US"/>
         </w:rPr>
-        <w:t>main</w:t>
+        <w:t>fast</w:t>
+      </w:r>
+      <w:r>
+        <w:rPr>
+          <w:rFonts w:ascii="Times New Roman" w:hAnsi="Times New Roman" w:cs="Times New Roman"/>
+          <w:sz w:val="28"/>
+          <w:szCs w:val="28"/>
+        </w:rPr>
+        <w:t>-</w:t>
+      </w:r>
+      <w:r>
+        <w:rPr>
+          <w:rFonts w:ascii="Times New Roman" w:hAnsi="Times New Roman" w:cs="Times New Roman"/>
+          <w:sz w:val="28"/>
+          <w:szCs w:val="28"/>
+          <w:lang w:val="en-US"/>
+        </w:rPr>
+        <w:t>forward</w:t>
       </w:r>
       <w:r>
         <w:rPr>
@@ -1114,9 +1353,79 @@
           <w:rFonts w:ascii="Times New Roman" w:hAnsi="Times New Roman" w:cs="Times New Roman"/>
           <w:sz w:val="28"/>
           <w:szCs w:val="28"/>
-        </w:rPr>
-        <w:t>ветке</w:t>
-      </w:r>
+          <w:lang w:val="en-US"/>
+        </w:rPr>
+        <w:t>merge</w:t>
+      </w:r>
+      <w:r>
+        <w:rPr>
+          <w:rFonts w:ascii="Times New Roman" w:hAnsi="Times New Roman" w:cs="Times New Roman"/>
+          <w:sz w:val="28"/>
+          <w:szCs w:val="28"/>
+        </w:rPr>
+        <w:t>:</w:t>
+      </w:r>
+    </w:p>
+    <w:p>
+      <w:pPr>
+        <w:pStyle w:val="af7"/>
+        <w:rPr>
+          <w:rFonts w:ascii="Times New Roman" w:hAnsi="Times New Roman" w:cs="Times New Roman"/>
+          <w:sz w:val="28"/>
+          <w:szCs w:val="28"/>
+          <w:lang w:val="en-US"/>
+        </w:rPr>
+      </w:pPr>
+      <w:r>
+        <w:rPr>
+          <w:rFonts w:ascii="Times New Roman" w:hAnsi="Times New Roman" w:cs="Times New Roman"/>
+          <w:sz w:val="28"/>
+          <w:szCs w:val="28"/>
+          <w:lang w:val="en-US"/>
+        </w:rPr>
+        <w:t>git checkout main</w:t>
+      </w:r>
+    </w:p>
+    <w:p>
+      <w:pPr>
+        <w:pStyle w:val="af7"/>
+        <w:rPr>
+          <w:rFonts w:ascii="Times New Roman" w:hAnsi="Times New Roman" w:cs="Times New Roman"/>
+          <w:sz w:val="28"/>
+          <w:szCs w:val="28"/>
+          <w:lang w:val="en-US"/>
+        </w:rPr>
+      </w:pPr>
+      <w:r>
+        <w:rPr>
+          <w:rFonts w:ascii="Times New Roman" w:hAnsi="Times New Roman" w:cs="Times New Roman"/>
+          <w:sz w:val="28"/>
+          <w:szCs w:val="28"/>
+          <w:lang w:val="en-US"/>
+        </w:rPr>
+        <w:t>git merge --ff-only hotfix/critical-fix</w:t>
+      </w:r>
+    </w:p>
+    <w:p>
+      <w:pPr>
+        <w:pStyle w:val="af7"/>
+        <w:rPr>
+          <w:rFonts w:ascii="Times New Roman" w:hAnsi="Times New Roman" w:cs="Times New Roman"/>
+          <w:sz w:val="28"/>
+          <w:szCs w:val="28"/>
+          <w:lang w:val="en-US"/>
+        </w:rPr>
+      </w:pPr>
+    </w:p>
+    <w:p>
+      <w:pPr>
+        <w:pStyle w:val="af7"/>
+        <w:rPr>
+          <w:rFonts w:ascii="Times New Roman" w:hAnsi="Times New Roman" w:cs="Times New Roman"/>
+          <w:sz w:val="28"/>
+          <w:szCs w:val="28"/>
+        </w:rPr>
+      </w:pPr>
       <w:r>
         <w:rPr>
           <w:rFonts w:ascii="Times New Roman" w:hAnsi="Times New Roman" w:cs="Times New Roman"/>
@@ -1131,7 +1440,7 @@
           <w:sz w:val="28"/>
           <w:szCs w:val="28"/>
         </w:rPr>
-        <w:t>находился</w:t>
+        <w:t>Вывод</w:t>
       </w:r>
       <w:r>
         <w:rPr>
@@ -1147,402 +1456,42 @@
           <w:sz w:val="28"/>
           <w:szCs w:val="28"/>
         </w:rPr>
-        <w:t>файл</w:t>
-      </w:r>
-      <w:r>
-        <w:rPr>
-          <w:rFonts w:ascii="Times New Roman" w:hAnsi="Times New Roman" w:cs="Times New Roman"/>
-          <w:sz w:val="28"/>
-          <w:szCs w:val="28"/>
-        </w:rPr>
-        <w:t xml:space="preserve"> </w:t>
-      </w:r>
-      <w:r>
-        <w:rPr>
-          <w:rFonts w:ascii="Times New Roman" w:hAnsi="Times New Roman" w:cs="Times New Roman"/>
-          <w:sz w:val="28"/>
-          <w:szCs w:val="28"/>
-        </w:rPr>
-        <w:t xml:space="preserve">лабораторной, в который были </w:t>
-      </w:r>
-      <w:proofErr w:type="spellStart"/>
-      <w:r>
-        <w:rPr>
-          <w:rFonts w:ascii="Times New Roman" w:hAnsi="Times New Roman" w:cs="Times New Roman"/>
-          <w:sz w:val="28"/>
-          <w:szCs w:val="28"/>
-        </w:rPr>
-        <w:t>проведенены</w:t>
-      </w:r>
-      <w:proofErr w:type="spellEnd"/>
-      <w:r>
-        <w:rPr>
-          <w:rFonts w:ascii="Times New Roman" w:hAnsi="Times New Roman" w:cs="Times New Roman"/>
-          <w:sz w:val="28"/>
-          <w:szCs w:val="28"/>
-        </w:rPr>
-        <w:t xml:space="preserve"> изменения. Изменения были </w:t>
-      </w:r>
-      <w:proofErr w:type="spellStart"/>
-      <w:r>
-        <w:rPr>
-          <w:rFonts w:ascii="Times New Roman" w:hAnsi="Times New Roman" w:cs="Times New Roman"/>
-          <w:sz w:val="28"/>
-          <w:szCs w:val="28"/>
-        </w:rPr>
-        <w:t>закомичены</w:t>
-      </w:r>
-      <w:proofErr w:type="spellEnd"/>
-      <w:r>
-        <w:rPr>
-          <w:rFonts w:ascii="Times New Roman" w:hAnsi="Times New Roman" w:cs="Times New Roman"/>
-          <w:sz w:val="28"/>
-          <w:szCs w:val="28"/>
-        </w:rPr>
-        <w:t xml:space="preserve"> в ветке</w:t>
-      </w:r>
-      <w:r>
-        <w:rPr>
-          <w:rFonts w:ascii="Times New Roman" w:hAnsi="Times New Roman" w:cs="Times New Roman"/>
-          <w:sz w:val="28"/>
-          <w:szCs w:val="28"/>
-        </w:rPr>
-        <w:t xml:space="preserve">: </w:t>
+        <w:t>результатов</w:t>
+      </w:r>
+      <w:r>
+        <w:rPr>
+          <w:rFonts w:ascii="Times New Roman" w:hAnsi="Times New Roman" w:cs="Times New Roman"/>
+          <w:sz w:val="28"/>
+          <w:szCs w:val="28"/>
+        </w:rPr>
+        <w:t xml:space="preserve"> в консоли  </w:t>
+      </w:r>
+      <w:r>
+        <w:rPr>
+          <w:rFonts w:ascii="Times New Roman" w:hAnsi="Times New Roman" w:cs="Times New Roman"/>
+          <w:sz w:val="28"/>
+          <w:szCs w:val="28"/>
+        </w:rPr>
+        <w:t>на рисунке 2:</w:t>
       </w:r>
     </w:p>
     <w:p>
       <w:pPr>
         <w:pStyle w:val="af7"/>
-        <w:rPr>
-          <w:rFonts w:ascii="Times New Roman" w:hAnsi="Times New Roman" w:cs="Times New Roman"/>
-          <w:sz w:val="28"/>
-          <w:szCs w:val="28"/>
-        </w:rPr>
-      </w:pPr>
-      <w:proofErr w:type="spellStart"/>
-      <w:r>
-        <w:rPr>
-          <w:rFonts w:ascii="Times New Roman" w:hAnsi="Times New Roman" w:cs="Times New Roman"/>
-          <w:sz w:val="28"/>
-          <w:szCs w:val="28"/>
-        </w:rPr>
-        <w:t>git</w:t>
-      </w:r>
-      <w:proofErr w:type="spellEnd"/>
-      <w:r>
-        <w:rPr>
-          <w:rFonts w:ascii="Times New Roman" w:hAnsi="Times New Roman" w:cs="Times New Roman"/>
-          <w:sz w:val="28"/>
-          <w:szCs w:val="28"/>
-        </w:rPr>
-        <w:t xml:space="preserve"> </w:t>
-      </w:r>
-      <w:proofErr w:type="spellStart"/>
-      <w:proofErr w:type="gramStart"/>
-      <w:r>
-        <w:rPr>
-          <w:rFonts w:ascii="Times New Roman" w:hAnsi="Times New Roman" w:cs="Times New Roman"/>
-          <w:sz w:val="28"/>
-          <w:szCs w:val="28"/>
-        </w:rPr>
-        <w:t>add</w:t>
-      </w:r>
-      <w:proofErr w:type="spellEnd"/>
-      <w:r>
-        <w:rPr>
-          <w:rFonts w:ascii="Times New Roman" w:hAnsi="Times New Roman" w:cs="Times New Roman"/>
-          <w:sz w:val="28"/>
-          <w:szCs w:val="28"/>
-        </w:rPr>
-        <w:t xml:space="preserve"> .</w:t>
-      </w:r>
-      <w:proofErr w:type="gramEnd"/>
+        <w:ind w:firstLine="0"/>
+        <w:jc w:val="center"/>
+        <w:rPr>
+          <w:rFonts w:ascii="Times New Roman" w:hAnsi="Times New Roman"/>
+          <w:sz w:val="28"/>
+          <w:szCs w:val="28"/>
+        </w:rPr>
+      </w:pPr>
     </w:p>
     <w:p>
       <w:pPr>
         <w:pStyle w:val="af7"/>
-        <w:rPr>
-          <w:rFonts w:ascii="Times New Roman" w:hAnsi="Times New Roman" w:cs="Times New Roman"/>
-          <w:sz w:val="28"/>
-          <w:szCs w:val="28"/>
-        </w:rPr>
-      </w:pPr>
-      <w:proofErr w:type="spellStart"/>
-      <w:r>
-        <w:rPr>
-          <w:rFonts w:ascii="Times New Roman" w:hAnsi="Times New Roman" w:cs="Times New Roman"/>
-          <w:sz w:val="28"/>
-          <w:szCs w:val="28"/>
-        </w:rPr>
-        <w:t>git</w:t>
-      </w:r>
-      <w:proofErr w:type="spellEnd"/>
-      <w:r>
-        <w:rPr>
-          <w:rFonts w:ascii="Times New Roman" w:hAnsi="Times New Roman" w:cs="Times New Roman"/>
-          <w:sz w:val="28"/>
-          <w:szCs w:val="28"/>
-        </w:rPr>
-        <w:t xml:space="preserve"> </w:t>
-      </w:r>
-      <w:proofErr w:type="spellStart"/>
-      <w:r>
-        <w:rPr>
-          <w:rFonts w:ascii="Times New Roman" w:hAnsi="Times New Roman" w:cs="Times New Roman"/>
-          <w:sz w:val="28"/>
-          <w:szCs w:val="28"/>
-        </w:rPr>
-        <w:t>commit</w:t>
-      </w:r>
-      <w:proofErr w:type="spellEnd"/>
-      <w:r>
-        <w:rPr>
-          <w:rFonts w:ascii="Times New Roman" w:hAnsi="Times New Roman" w:cs="Times New Roman"/>
-          <w:sz w:val="28"/>
-          <w:szCs w:val="28"/>
-        </w:rPr>
-        <w:t xml:space="preserve"> -m " исправление ошибки"</w:t>
-      </w:r>
-    </w:p>
-    <w:p>
-      <w:pPr>
-        <w:pStyle w:val="af7"/>
-        <w:rPr>
-          <w:rFonts w:ascii="Times New Roman" w:hAnsi="Times New Roman" w:cs="Times New Roman"/>
-          <w:sz w:val="28"/>
-          <w:szCs w:val="28"/>
-          <w:lang w:val="en-US"/>
-        </w:rPr>
-      </w:pPr>
-      <w:r>
-        <w:rPr>
-          <w:rFonts w:ascii="Times New Roman" w:hAnsi="Times New Roman" w:cs="Times New Roman"/>
-          <w:sz w:val="28"/>
-          <w:szCs w:val="28"/>
-        </w:rPr>
-        <w:t xml:space="preserve">После вернулся в ветку и сделал </w:t>
-      </w:r>
-      <w:r>
-        <w:rPr>
-          <w:rFonts w:ascii="Times New Roman" w:hAnsi="Times New Roman" w:cs="Times New Roman"/>
-          <w:sz w:val="28"/>
-          <w:szCs w:val="28"/>
-          <w:lang w:val="en-US"/>
-        </w:rPr>
-        <w:t>fast</w:t>
-      </w:r>
-      <w:r>
-        <w:rPr>
-          <w:rFonts w:ascii="Times New Roman" w:hAnsi="Times New Roman" w:cs="Times New Roman"/>
-          <w:sz w:val="28"/>
-          <w:szCs w:val="28"/>
-        </w:rPr>
-        <w:t>-</w:t>
-      </w:r>
-      <w:r>
-        <w:rPr>
-          <w:rFonts w:ascii="Times New Roman" w:hAnsi="Times New Roman" w:cs="Times New Roman"/>
-          <w:sz w:val="28"/>
-          <w:szCs w:val="28"/>
-          <w:lang w:val="en-US"/>
-        </w:rPr>
-        <w:t>forward</w:t>
-      </w:r>
-      <w:r>
-        <w:rPr>
-          <w:rFonts w:ascii="Times New Roman" w:hAnsi="Times New Roman" w:cs="Times New Roman"/>
-          <w:sz w:val="28"/>
-          <w:szCs w:val="28"/>
-        </w:rPr>
-        <w:t xml:space="preserve"> </w:t>
-      </w:r>
-      <w:r>
-        <w:rPr>
-          <w:rFonts w:ascii="Times New Roman" w:hAnsi="Times New Roman" w:cs="Times New Roman"/>
-          <w:sz w:val="28"/>
-          <w:szCs w:val="28"/>
-          <w:lang w:val="en-US"/>
-        </w:rPr>
-        <w:t>merge</w:t>
-      </w:r>
-      <w:r>
-        <w:rPr>
-          <w:rFonts w:ascii="Times New Roman" w:hAnsi="Times New Roman" w:cs="Times New Roman"/>
-          <w:sz w:val="28"/>
-          <w:szCs w:val="28"/>
-        </w:rPr>
-        <w:t>:</w:t>
-      </w:r>
-    </w:p>
-    <w:p>
-      <w:pPr>
-        <w:pStyle w:val="af7"/>
-        <w:rPr>
-          <w:rFonts w:ascii="Times New Roman" w:hAnsi="Times New Roman" w:cs="Times New Roman"/>
-          <w:sz w:val="28"/>
-          <w:szCs w:val="28"/>
-          <w:lang w:val="en-US"/>
-        </w:rPr>
-      </w:pPr>
-      <w:r>
-        <w:rPr>
-          <w:rFonts w:ascii="Times New Roman" w:hAnsi="Times New Roman" w:cs="Times New Roman"/>
-          <w:sz w:val="28"/>
-          <w:szCs w:val="28"/>
-          <w:lang w:val="en-US"/>
-        </w:rPr>
-        <w:t>git checkout main</w:t>
-      </w:r>
-    </w:p>
-    <w:p>
-      <w:pPr>
-        <w:pStyle w:val="af7"/>
-        <w:rPr>
-          <w:rFonts w:ascii="Times New Roman" w:hAnsi="Times New Roman" w:cs="Times New Roman"/>
-          <w:sz w:val="28"/>
-          <w:szCs w:val="28"/>
-          <w:lang w:val="en-US"/>
-        </w:rPr>
-      </w:pPr>
-      <w:r>
-        <w:rPr>
-          <w:rFonts w:ascii="Times New Roman" w:hAnsi="Times New Roman" w:cs="Times New Roman"/>
-          <w:sz w:val="28"/>
-          <w:szCs w:val="28"/>
-          <w:lang w:val="en-US"/>
-        </w:rPr>
-        <w:t>git merge --ff-only hotfix/critical-fix</w:t>
-      </w:r>
-    </w:p>
-    <w:p>
-      <w:pPr>
-        <w:pStyle w:val="af7"/>
-        <w:rPr>
-          <w:rFonts w:ascii="Times New Roman" w:hAnsi="Times New Roman" w:cs="Times New Roman"/>
-          <w:sz w:val="28"/>
-          <w:szCs w:val="28"/>
-          <w:lang w:val="en-US"/>
-        </w:rPr>
-      </w:pPr>
-    </w:p>
-    <w:p>
-      <w:pPr>
-        <w:pStyle w:val="af7"/>
-        <w:rPr>
-          <w:rFonts w:ascii="Times New Roman" w:hAnsi="Times New Roman" w:cs="Times New Roman"/>
-          <w:sz w:val="28"/>
-          <w:szCs w:val="28"/>
-        </w:rPr>
-      </w:pPr>
-      <w:r>
-        <w:rPr>
-          <w:rFonts w:ascii="Times New Roman" w:hAnsi="Times New Roman" w:cs="Times New Roman"/>
-          <w:sz w:val="28"/>
-          <w:szCs w:val="28"/>
-          <w:lang w:val="en-US"/>
-        </w:rPr>
-        <w:t xml:space="preserve"> git config --list --show-origin. </w:t>
-      </w:r>
-      <w:r>
-        <w:rPr>
-          <w:rFonts w:ascii="Times New Roman" w:hAnsi="Times New Roman" w:cs="Times New Roman"/>
-          <w:sz w:val="28"/>
-          <w:szCs w:val="28"/>
-        </w:rPr>
-        <w:t xml:space="preserve">Вывод в </w:t>
-      </w:r>
-      <w:proofErr w:type="gramStart"/>
-      <w:r>
-        <w:rPr>
-          <w:rFonts w:ascii="Times New Roman" w:hAnsi="Times New Roman" w:cs="Times New Roman"/>
-          <w:sz w:val="28"/>
-          <w:szCs w:val="28"/>
-        </w:rPr>
-        <w:t xml:space="preserve">консоли  </w:t>
-      </w:r>
-      <w:r>
-        <w:rPr>
-          <w:rFonts w:ascii="Times New Roman" w:hAnsi="Times New Roman" w:cs="Times New Roman"/>
-          <w:sz w:val="28"/>
-          <w:szCs w:val="28"/>
-        </w:rPr>
-        <w:t>на</w:t>
-      </w:r>
-      <w:proofErr w:type="gramEnd"/>
-      <w:r>
-        <w:rPr>
-          <w:rFonts w:ascii="Times New Roman" w:hAnsi="Times New Roman" w:cs="Times New Roman"/>
-          <w:sz w:val="28"/>
-          <w:szCs w:val="28"/>
-        </w:rPr>
-        <w:t xml:space="preserve"> рисунке 2:</w:t>
-      </w:r>
-    </w:p>
-    <w:p>
-      <w:pPr>
-        <w:pStyle w:val="af7"/>
         <w:ind w:firstLine="0"/>
         <w:jc w:val="center"/>
-        <w:rPr>
-          <w:rFonts w:ascii="Times New Roman" w:hAnsi="Times New Roman"/>
-          <w:sz w:val="28"/>
-          <w:szCs w:val="28"/>
-        </w:rPr>
-      </w:pPr>
-    </w:p>
-    <w:p>
-      <w:pPr>
-        <w:pStyle w:val="af7"/>
-        <w:ind w:firstLine="0"/>
-        <w:jc w:val="center"/>
-        <w:rPr>
-          <w:rFonts w:ascii="Times New Roman" w:hAnsi="Times New Roman" w:cs="Times New Roman"/>
-          <w:sz w:val="28"/>
-          <w:szCs w:val="28"/>
-        </w:rPr>
-      </w:pPr>
-      <w:r>
-        <w:rPr>
-          <w:rFonts w:ascii="Times New Roman" w:hAnsi="Times New Roman"/>
-          <w:sz w:val="28"/>
-          <w:szCs w:val="28"/>
-        </w:rPr>
-        <w:t>Рисунок 2 –</w:t>
-      </w:r>
-      <w:r>
-        <w:t xml:space="preserve"> </w:t>
-      </w:r>
-      <w:r>
-        <w:rPr>
-          <w:rFonts w:ascii="Times New Roman" w:hAnsi="Times New Roman" w:cs="Times New Roman"/>
-          <w:sz w:val="28"/>
-          <w:szCs w:val="28"/>
-          <w:lang w:val="en-US"/>
-        </w:rPr>
-        <w:t>git</w:t>
-      </w:r>
-      <w:r>
-        <w:rPr>
-          <w:rFonts w:ascii="Times New Roman" w:hAnsi="Times New Roman" w:cs="Times New Roman"/>
-          <w:sz w:val="28"/>
-          <w:szCs w:val="28"/>
-        </w:rPr>
-        <w:t xml:space="preserve"> </w:t>
-      </w:r>
-      <w:r>
-        <w:rPr>
-          <w:rFonts w:ascii="Times New Roman" w:hAnsi="Times New Roman" w:cs="Times New Roman"/>
-          <w:sz w:val="28"/>
-          <w:szCs w:val="28"/>
-          <w:lang w:val="en-US"/>
-        </w:rPr>
-        <w:t>config</w:t>
-      </w:r>
-    </w:p>
-    <w:p>
-      <w:pPr>
-        <w:pStyle w:val="af7"/>
-        <w:ind w:firstLine="0"/>
         <w:rPr>
           <w:rFonts w:ascii="Times New Roman" w:hAnsi="Times New Roman"/>
           <w:sz w:val="28"/>
@@ -1555,18 +1504,10 @@
         </w:rPr>
         <w:lastRenderedPageBreak/>
         <w:drawing>
-          <wp:anchor distT="0" distB="0" distL="114300" distR="114300" simplePos="0" relativeHeight="251660288" behindDoc="0" locked="0" layoutInCell="1" allowOverlap="1" wp14:anchorId="6A9F809B" wp14:editId="09012199">
-            <wp:simplePos x="0" y="0"/>
-            <wp:positionH relativeFrom="column">
-              <wp:posOffset>-554355</wp:posOffset>
-            </wp:positionH>
-            <wp:positionV relativeFrom="paragraph">
-              <wp:posOffset>-584798</wp:posOffset>
-            </wp:positionV>
-            <wp:extent cx="6727190" cy="3081020"/>
+          <wp:inline distT="0" distB="0" distL="0" distR="0" wp14:anchorId="61655801" wp14:editId="010CAEA1">
+            <wp:extent cx="6120130" cy="3596005"/>
             <wp:effectExtent l="0" t="0" r="0" b="0"/>
-            <wp:wrapTopAndBottom/>
-            <wp:docPr id="737637028" name="Рисунок 1"/>
+            <wp:docPr id="201184078" name="Рисунок 1"/>
             <wp:cNvGraphicFramePr>
               <a:graphicFrameLocks xmlns:a="http://schemas.openxmlformats.org/drawingml/2006/main" noChangeAspect="1"/>
             </wp:cNvGraphicFramePr>
@@ -1574,17 +1515,11 @@
               <a:graphicData uri="http://schemas.openxmlformats.org/drawingml/2006/picture">
                 <pic:pic xmlns:pic="http://schemas.openxmlformats.org/drawingml/2006/picture">
                   <pic:nvPicPr>
-                    <pic:cNvPr id="737637028" name=""/>
+                    <pic:cNvPr id="201184078" name=""/>
                     <pic:cNvPicPr/>
                   </pic:nvPicPr>
                   <pic:blipFill>
-                    <a:blip r:embed="rId7">
-                      <a:extLst>
-                        <a:ext uri="{28A0092B-C50C-407E-A947-70E740481C1C}">
-                          <a14:useLocalDpi xmlns:a14="http://schemas.microsoft.com/office/drawing/2010/main" val="0"/>
-                        </a:ext>
-                      </a:extLst>
-                    </a:blip>
+                    <a:blip r:embed="rId7"/>
                     <a:stretch>
                       <a:fillRect/>
                     </a:stretch>
@@ -1592,7 +1527,7 @@
                   <pic:spPr>
                     <a:xfrm>
                       <a:off x="0" y="0"/>
-                      <a:ext cx="6727190" cy="3081020"/>
+                      <a:ext cx="6120130" cy="3596005"/>
                     </a:xfrm>
                     <a:prstGeom prst="rect">
                       <a:avLst/>
@@ -1601,15 +1536,90 @@
                 </pic:pic>
               </a:graphicData>
             </a:graphic>
-            <wp14:sizeRelH relativeFrom="margin">
-              <wp14:pctWidth>0</wp14:pctWidth>
-            </wp14:sizeRelH>
-            <wp14:sizeRelV relativeFrom="margin">
-              <wp14:pctHeight>0</wp14:pctHeight>
-            </wp14:sizeRelV>
-          </wp:anchor>
+          </wp:inline>
         </w:drawing>
       </w:r>
+    </w:p>
+    <w:p>
+      <w:pPr>
+        <w:pStyle w:val="af7"/>
+        <w:ind w:firstLine="0"/>
+        <w:jc w:val="center"/>
+        <w:rPr>
+          <w:rFonts w:ascii="Times New Roman" w:hAnsi="Times New Roman"/>
+          <w:sz w:val="28"/>
+          <w:szCs w:val="28"/>
+        </w:rPr>
+      </w:pPr>
+    </w:p>
+    <w:p>
+      <w:pPr>
+        <w:pStyle w:val="af7"/>
+        <w:ind w:firstLine="0"/>
+        <w:jc w:val="center"/>
+        <w:rPr>
+          <w:rFonts w:ascii="Times New Roman" w:hAnsi="Times New Roman" w:cs="Times New Roman"/>
+          <w:sz w:val="28"/>
+          <w:szCs w:val="28"/>
+        </w:rPr>
+      </w:pPr>
+      <w:r>
+        <w:rPr>
+          <w:rFonts w:ascii="Times New Roman" w:hAnsi="Times New Roman"/>
+          <w:sz w:val="28"/>
+          <w:szCs w:val="28"/>
+        </w:rPr>
+        <w:t>Рисунок 2 –</w:t>
+      </w:r>
+      <w:r>
+        <w:t xml:space="preserve"> </w:t>
+      </w:r>
+      <w:r>
+        <w:rPr>
+          <w:rFonts w:ascii="Times New Roman" w:hAnsi="Times New Roman" w:cs="Times New Roman"/>
+          <w:sz w:val="28"/>
+          <w:szCs w:val="28"/>
+          <w:lang w:val="en-US"/>
+        </w:rPr>
+        <w:t>git</w:t>
+      </w:r>
+      <w:r>
+        <w:rPr>
+          <w:rFonts w:ascii="Times New Roman" w:hAnsi="Times New Roman" w:cs="Times New Roman"/>
+          <w:sz w:val="28"/>
+          <w:szCs w:val="28"/>
+        </w:rPr>
+        <w:t xml:space="preserve"> </w:t>
+      </w:r>
+      <w:r>
+        <w:rPr>
+          <w:rFonts w:ascii="Times New Roman" w:hAnsi="Times New Roman" w:cs="Times New Roman"/>
+          <w:sz w:val="28"/>
+          <w:szCs w:val="28"/>
+          <w:lang w:val="en-US"/>
+        </w:rPr>
+        <w:t>config</w:t>
+      </w:r>
+    </w:p>
+    <w:p>
+      <w:pPr>
+        <w:pStyle w:val="af7"/>
+        <w:ind w:firstLine="0"/>
+        <w:rPr>
+          <w:noProof/>
+        </w:rPr>
+      </w:pPr>
+    </w:p>
+    <w:p>
+      <w:pPr>
+        <w:pStyle w:val="af7"/>
+        <w:ind w:firstLine="0"/>
+        <w:rPr>
+          <w:rFonts w:ascii="Times New Roman" w:hAnsi="Times New Roman"/>
+          <w:sz w:val="28"/>
+          <w:szCs w:val="28"/>
+        </w:rPr>
+      </w:pPr>
       <w:r>
         <w:rPr>
           <w:rFonts w:ascii="Times New Roman" w:hAnsi="Times New Roman"/>
@@ -1627,7 +1637,7 @@
           <w:sz w:val="28"/>
           <w:szCs w:val="28"/>
         </w:rPr>
-        <w:t>получи</w:t>
+        <w:t>научи</w:t>
       </w:r>
       <w:r>
         <w:rPr>
@@ -1635,7 +1645,7 @@
           <w:sz w:val="28"/>
           <w:szCs w:val="28"/>
         </w:rPr>
-        <w:t>л</w:t>
+        <w:t>лся</w:t>
       </w:r>
       <w:r>
         <w:rPr>
@@ -1643,7 +1653,7 @@
           <w:sz w:val="28"/>
           <w:szCs w:val="28"/>
         </w:rPr>
-        <w:t xml:space="preserve"> практические навыки и понимание базовых операций </w:t>
+        <w:t xml:space="preserve"> создавать и управлять ветками, объединять изменения (</w:t>
       </w:r>
       <w:proofErr w:type="spellStart"/>
       <w:r>
@@ -1652,7 +1662,7 @@
           <w:sz w:val="28"/>
           <w:szCs w:val="28"/>
         </w:rPr>
-        <w:t>Git</w:t>
+        <w:t>merge</w:t>
       </w:r>
       <w:proofErr w:type="spellEnd"/>
       <w:r>
@@ -1661,8 +1671,90 @@
           <w:sz w:val="28"/>
           <w:szCs w:val="28"/>
         </w:rPr>
-        <w:t>: инициализация репозитория, работа с рабочей копией, индексом и коммитами; настройка пользователя и способов доступа</w:t>
-      </w:r>
+        <w:t>/</w:t>
+      </w:r>
+      <w:proofErr w:type="spellStart"/>
+      <w:r>
+        <w:rPr>
+          <w:rFonts w:ascii="Times New Roman" w:hAnsi="Times New Roman"/>
+          <w:sz w:val="28"/>
+          <w:szCs w:val="28"/>
+        </w:rPr>
+        <w:t>rebase</w:t>
+      </w:r>
+      <w:proofErr w:type="spellEnd"/>
+      <w:r>
+        <w:rPr>
+          <w:rFonts w:ascii="Times New Roman" w:hAnsi="Times New Roman"/>
+          <w:sz w:val="28"/>
+          <w:szCs w:val="28"/>
+        </w:rPr>
+        <w:t xml:space="preserve">), работать с удалёнными репозиториями и использовать </w:t>
+      </w:r>
+      <w:proofErr w:type="spellStart"/>
+      <w:r>
+        <w:rPr>
+          <w:rFonts w:ascii="Times New Roman" w:hAnsi="Times New Roman"/>
+          <w:sz w:val="28"/>
+          <w:szCs w:val="28"/>
+        </w:rPr>
+        <w:t>pull</w:t>
+      </w:r>
+      <w:proofErr w:type="spellEnd"/>
+      <w:r>
+        <w:rPr>
+          <w:rFonts w:ascii="Times New Roman" w:hAnsi="Times New Roman"/>
+          <w:sz w:val="28"/>
+          <w:szCs w:val="28"/>
+        </w:rPr>
+        <w:t>/</w:t>
+      </w:r>
+      <w:proofErr w:type="spellStart"/>
+      <w:r>
+        <w:rPr>
+          <w:rFonts w:ascii="Times New Roman" w:hAnsi="Times New Roman"/>
+          <w:sz w:val="28"/>
+          <w:szCs w:val="28"/>
+        </w:rPr>
+        <w:t>merge</w:t>
+      </w:r>
+      <w:proofErr w:type="spellEnd"/>
+      <w:r>
+        <w:rPr>
+          <w:rFonts w:ascii="Times New Roman" w:hAnsi="Times New Roman"/>
+          <w:sz w:val="28"/>
+          <w:szCs w:val="28"/>
+        </w:rPr>
+        <w:t xml:space="preserve"> </w:t>
+      </w:r>
+      <w:proofErr w:type="spellStart"/>
+      <w:r>
+        <w:rPr>
+          <w:rFonts w:ascii="Times New Roman" w:hAnsi="Times New Roman"/>
+          <w:sz w:val="28"/>
+          <w:szCs w:val="28"/>
+        </w:rPr>
+        <w:t>request</w:t>
+      </w:r>
+      <w:proofErr w:type="spellEnd"/>
+      <w:r>
+        <w:rPr>
+          <w:rFonts w:ascii="Times New Roman" w:hAnsi="Times New Roman"/>
+          <w:sz w:val="28"/>
+          <w:szCs w:val="28"/>
+        </w:rPr>
+        <w:t xml:space="preserve"> </w:t>
+      </w:r>
+      <w:proofErr w:type="spellStart"/>
+      <w:r>
+        <w:rPr>
+          <w:rFonts w:ascii="Times New Roman" w:hAnsi="Times New Roman"/>
+          <w:sz w:val="28"/>
+          <w:szCs w:val="28"/>
+        </w:rPr>
+        <w:t>workflow</w:t>
+      </w:r>
+      <w:proofErr w:type="spellEnd"/>
       <w:r>
         <w:rPr>
           <w:rFonts w:ascii="Times New Roman" w:hAnsi="Times New Roman"/>
@@ -2589,6 +2681,7 @@
   <w:style w:type="character" w:default="1" w:styleId="a0">
     <w:name w:val="Default Paragraph Font"/>
     <w:uiPriority w:val="1"/>
+    <w:semiHidden/>
     <w:unhideWhenUsed/>
   </w:style>
   <w:style w:type="table" w:default="1" w:styleId="a1">
